--- a/Course_Structures/20_Basic_Excel.docx
+++ b/Course_Structures/20_Basic_Excel.docx
@@ -32,7 +32,7 @@
     </w:p>
     <w:p>
       <w:r>
-        <w:t>Master Microsoft Excel from the ground up. Students learn spreadsheet fundamentals, essential formulas, data organization, charts, and basic analysis – graduating with practical Excel skills for academics, business, and everyday productivity. Includes stock market data projects to make learning engaging and real-world relevant.</w:t>
+        <w:t>Master Microsoft Excel from the ground up. Students learn spreadsheet fundamentals, essential formulas, data organization, charts, and basic analysis – graduating with practical Excel skills for academics, business, and everyday productivity. Includes a stock market portfolio project to make learning engaging and real-world relevant.</w:t>
       </w:r>
     </w:p>
     <w:p>
@@ -350,7 +350,7 @@
         <w:pStyle w:val="ListBullet"/>
       </w:pPr>
       <w:r>
-        <w:t>Project: Student Marks Analyzer with Grade Calculator</w:t>
+        <w:t>Practice: Student Marks Analyzer exercise (in-class)</w:t>
       </w:r>
     </w:p>
     <w:p>
@@ -430,7 +430,7 @@
         <w:pStyle w:val="Heading2"/>
       </w:pPr>
       <w:r>
-        <w:t>Week 4: Real-World Projects &amp; Capstone</w:t>
+        <w:t>Week 4: Google Sheets, AI Tools &amp; Final Polish</w:t>
       </w:r>
     </w:p>
     <w:p>
@@ -438,23 +438,7 @@
         <w:pStyle w:val="ListBullet"/>
       </w:pPr>
       <w:r>
-        <w:t>Stock market analysis – comparing multiple stocks visually</w:t>
-      </w:r>
-    </w:p>
-    <w:p>
-      <w:pPr>
-        <w:pStyle w:val="ListBullet"/>
-      </w:pPr>
-      <w:r>
-        <w:t>Building a stock screener with formulas and conditional formatting</w:t>
-      </w:r>
-    </w:p>
-    <w:p>
-      <w:pPr>
-        <w:pStyle w:val="ListBullet"/>
-      </w:pPr>
-      <w:r>
-        <w:t>Google Sheets overview – formulas, sharing, GOOGLEFINANCE function</w:t>
+        <w:t>Google Sheets overview – formulas, sharing, collaboration</w:t>
       </w:r>
     </w:p>
     <w:p>
@@ -470,6 +454,22 @@
         <w:pStyle w:val="ListBullet"/>
       </w:pPr>
       <w:r>
+        <w:t>Comparing Excel vs Google Sheets – when to use which</w:t>
+      </w:r>
+    </w:p>
+    <w:p>
+      <w:pPr>
+        <w:pStyle w:val="ListBullet"/>
+      </w:pPr>
+      <w:r>
+        <w:t>AI tools for Excel – ChatGPT for formula help, Copilot awareness</w:t>
+      </w:r>
+    </w:p>
+    <w:p>
+      <w:pPr>
+        <w:pStyle w:val="ListBullet"/>
+      </w:pPr>
+      <w:r>
         <w:t>Print setup – headers, footers, page breaks, print area</w:t>
       </w:r>
     </w:p>
@@ -486,7 +486,7 @@
         <w:pStyle w:val="ListBullet"/>
       </w:pPr>
       <w:r>
-        <w:t>AI tools for Excel – ChatGPT for formula help, Copilot awareness</w:t>
+        <w:t>Final polish on Stock Portfolio Tracker Dashboard</w:t>
       </w:r>
     </w:p>
     <w:p>
@@ -494,7 +494,7 @@
         <w:pStyle w:val="ListBullet"/>
       </w:pPr>
       <w:r>
-        <w:t>Capstone: Stock Market Analysis Report (Excel + Charts + Insights)</w:t>
+        <w:t>Presentation: Show your portfolio tracker to the class</w:t>
       </w:r>
     </w:p>
     <w:p>
@@ -523,39 +523,12 @@
         <w:pStyle w:val="Heading2"/>
       </w:pPr>
       <w:r>
-        <w:lastRenderedPageBreak/>
-        <w:t>Project 2: Student Marks Analyzer</w:t>
-      </w:r>
-    </w:p>
-    <w:p>
-      <w:r>
-        <w:t>An automated grade calculator that takes student marks, applies grading logic using IF/COUNTIF/AVERAGEIF, highlights pass/fail with conditional formatting, and generates class performance summaries.</w:t>
-      </w:r>
-    </w:p>
-    <w:p>
-      <w:pPr>
-        <w:pStyle w:val="Heading2"/>
-      </w:pPr>
-      <w:r>
-        <w:t>Project 3: Stock Portfolio Tracker Dashboard</w:t>
+        <w:t>Project 2: Stock Portfolio Tracker Dashboard</w:t>
       </w:r>
     </w:p>
     <w:p>
       <w:r>
         <w:t>A portfolio tracker with stock names, buy prices, current prices, quantity, profit/loss calculations, % returns, and a visual dashboard with charts showing portfolio allocation and performance over time.</w:t>
-      </w:r>
-    </w:p>
-    <w:p>
-      <w:pPr>
-        <w:pStyle w:val="Heading2"/>
-      </w:pPr>
-      <w:r>
-        <w:t>Project 4: Stock Market Analysis Report (Capstone)</w:t>
-      </w:r>
-    </w:p>
-    <w:p>
-      <w:r>
-        <w:t>Download real stock data (Nifty 50, Sensex, or individual stocks), calculate daily returns, 7-day and 30-day moving averages, identify trends, and create a professional report with charts, pivot tables, and written insights. Google Sheets version includes live GOOGLEFINANCE data.</w:t>
       </w:r>
     </w:p>
     <w:p>
@@ -632,7 +605,7 @@
         <w:pStyle w:val="ListBullet"/>
       </w:pPr>
       <w:r>
-        <w:t>4 practical Excel projects (usable immediately)</w:t>
+        <w:t>2 practical Excel projects (usable immediately)</w:t>
       </w:r>
     </w:p>
     <w:p>
